--- a/docs/governance/guide-gouvernance-pt-BR.docx
+++ b/docs/governance/guide-gouvernance-pt-BR.docx
@@ -31,7 +31,7 @@
         <w:pStyle w:val="Date"/>
       </w:pPr>
       <w:r>
-        <w:t xml:space="preserve">Versão 1.2 — 1º de setembro de 2026</w:t>
+        <w:t xml:space="preserve">Versão 1.3 — 5 de outubro de 2026</w:t>
       </w:r>
     </w:p>
     <w:bookmarkStart w:id="13" w:name="prefácio"/>
@@ -208,7 +208,7 @@
         <w:t xml:space="preserve"> </w:t>
       </w:r>
       <w:r>
-        <w:t xml:space="preserve">Seis capítulos práticos que tratam cada um de uma grande questão operacional: cootar, remover, gerir as situações que desviam, exercer uma função de admin de rede, garantir a transparência, e um último capítulo que comenta casos concretos do início ao fim.</w:t>
+        <w:t xml:space="preserve">Seis capítulos práticos que tratam cada um de uma grande questão operacional: cootar, remover, gerenciar as situações que desviam, exercer uma função de admin de rede, garantir a transparência, e um último capítulo que comenta casos concretos do início ao fim.</w:t>
       </w:r>
     </w:p>
     <w:p>
@@ -226,7 +226,7 @@
           <w:b/>
           <w:bCs/>
         </w:rPr>
-        <w:t xml:space="preserve">“Se a regra te incomoda”</w:t>
+        <w:t xml:space="preserve">“Se a regra incomoda você”</w:t>
       </w:r>
       <w:r>
         <w:t xml:space="preserve"> </w:t>
@@ -327,7 +327,7 @@
         <w:t xml:space="preserve"> </w:t>
       </w:r>
       <w:r>
-        <w:t xml:space="preserve">“Se a regra te incomoda”</w:t>
+        <w:t xml:space="preserve">“Se a regra incomoda você”</w:t>
       </w:r>
       <w:r>
         <w:t xml:space="preserve"> </w:t>
@@ -755,7 +755,7 @@
         <w:t xml:space="preserve">delegação com rotação</w:t>
       </w:r>
       <w:r>
-        <w:t xml:space="preserve">. Um coletivo delega a certas/certos de suas/seus membras/os a execução de tarefas técnicas (gerir os empréstimos no SIGB, modificar a visibilidade da biblioteca, acolher uma nova membra/um novo membro na equipe). Essa delegação é:</w:t>
+        <w:t xml:space="preserve">. Um coletivo delega a certas/certos de suas/seus membras/os a execução de tarefas técnicas (gerenciar os empréstimos no SIGB, modificar a visibilidade da biblioteca, acolher uma nova membra/um novo membro na equipe). Essa delegação é:</w:t>
       </w:r>
     </w:p>
     <w:p>
@@ -1549,7 +1549,7 @@
         <w:t xml:space="preserve"> </w:t>
       </w:r>
       <w:r>
-        <w:t xml:space="preserve">gere o cotidiano de uma biblioteca: empréstimos, devoluções, reservas, validação das inscrições, modificação do regulamento, das políticas de circulação, da identidade pública da biblioteca. Tudo o que diz respeito ao funcionamento de</w:t>
+        <w:t xml:space="preserve">gerencia o cotidiano de uma biblioteca: empréstimos, devoluções, reservas, validação das inscrições, modificação do regulamento, das políticas de circulação, da identidade pública da biblioteca. Tudo o que diz respeito ao funcionamento de</w:t>
       </w:r>
       <w:r>
         <w:t xml:space="preserve"> </w:t>
@@ -1753,7 +1753,7 @@
         <w:t xml:space="preserve">Honestidade</w:t>
       </w:r>
       <w:r>
-        <w:t xml:space="preserve">: seu engajamento local é contado na biblioteca onde você atua; seu engajamento na rede é contado no nível da rede. Ninguém te conta</w:t>
+        <w:t xml:space="preserve">: seu engajamento local é contado na biblioteca onde você atua; seu engajamento na rede é contado no nível da rede. Ninguém conta você como</w:t>
       </w:r>
       <w:r>
         <w:t xml:space="preserve"> </w:t>
@@ -2037,7 +2037,7 @@
         <w:t xml:space="preserve"> </w:t>
       </w:r>
       <w:r>
-        <w:t xml:space="preserve">“deixa eu tentar resolver isso primeiro, te mantenho informada/o/e”</w:t>
+        <w:t xml:space="preserve">“deixa eu tentar resolver isso primeiro, mantenho você informada/o/e”</w:t>
       </w:r>
       <w:r>
         <w:t xml:space="preserve">).</w:t>
@@ -3377,7 +3377,7 @@
               <w:t xml:space="preserve"> </w:t>
             </w:r>
             <w:r>
-              <w:t xml:space="preserve">(a pessoa concernida)</w:t>
+              <w:t xml:space="preserve">(a pessoa em questão)</w:t>
             </w:r>
           </w:p>
         </w:tc>
@@ -3457,7 +3457,7 @@
               <w:t xml:space="preserve"> </w:t>
             </w:r>
             <w:r>
-              <w:t xml:space="preserve">(a pessoa concernida)</w:t>
+              <w:t xml:space="preserve">(a pessoa em questão)</w:t>
             </w:r>
           </w:p>
         </w:tc>
@@ -4060,7 +4060,7 @@
           <w:b/>
           <w:bCs/>
         </w:rPr>
-        <w:t xml:space="preserve">aceitação da pessoa concernida</w:t>
+        <w:t xml:space="preserve">aceitação da pessoa em questão</w:t>
       </w:r>
       <w:r>
         <w:t xml:space="preserve">. Ninguém se promove sozinhe — e ninguém é promovide sem a sua palavra</w:t>
@@ -4936,7 +4936,7 @@
           <w:b/>
           <w:bCs/>
         </w:rPr>
-        <w:t xml:space="preserve">aceitação da pessoa concernida</w:t>
+        <w:t xml:space="preserve">aceitação da pessoa em questão</w:t>
       </w:r>
       <w:r>
         <w:t xml:space="preserve">. A doutrina sobre o «quando exatamente» a decisão deve ser tomada não é deliberadamente resolvida por este guia: cada biblioteca faz a sua (ver §5.4).</w:t>
@@ -5014,7 +5014,7 @@
         <w:t xml:space="preserve"> </w:t>
       </w:r>
       <w:r>
-        <w:t xml:space="preserve">segundo o quórum da biblioteca, e a pessoa concernida</w:t>
+        <w:t xml:space="preserve">segundo o quórum da biblioteca, e a pessoa em questão</w:t>
       </w:r>
       <w:r>
         <w:t xml:space="preserve"> </w:t>
@@ -5702,7 +5702,7 @@
         </w:numPr>
       </w:pPr>
       <w:r>
-        <w:t xml:space="preserve">Outra pessoa da equipe endossa (a pessoa concernida não conta no quórum: ela aceita, não endossa).</w:t>
+        <w:t xml:space="preserve">Outra pessoa da equipe endossa (a pessoa em questão não conta no quórum: ela aceita, não endossa).</w:t>
       </w:r>
     </w:p>
     <w:p>
@@ -5836,7 +5836,7 @@
         <w:t xml:space="preserve"> </w:t>
       </w:r>
       <w:r>
-        <w:t xml:space="preserve">— onde entrar no coletivo é partilhar a coordenação — a escada</w:t>
+        <w:t xml:space="preserve">— onde entrar no coletivo é compartilhar a coordenação — a escada</w:t>
       </w:r>
       <w:r>
         <w:t xml:space="preserve"> </w:t>
@@ -5998,7 +5998,7 @@
         <w:t xml:space="preserve">Os emails o dizem</w:t>
       </w:r>
       <w:r>
-        <w:t xml:space="preserve">: o endosso de um salto é pedido com conhecimento de causa («ainda fora da equipe»), e a pessoa concernida sabe que entraria diretamente pela coordenação.</w:t>
+        <w:t xml:space="preserve">: o endosso de um salto é pedido com conhecimento de causa («ainda fora da equipe»), e a pessoa em questão sabe que entraria diretamente pela coordenação.</w:t>
       </w:r>
     </w:p>
     <w:p>
@@ -7985,7 +7985,7 @@
         <w:t xml:space="preserve">deixa você sair</w:t>
       </w:r>
       <w:r>
-        <w:t xml:space="preserve">, mas te avisa :</w:t>
+        <w:t xml:space="preserve">, mas avisa você:</w:t>
       </w:r>
     </w:p>
     <w:p>
@@ -10971,13 +10971,13 @@
       </w:r>
     </w:p>
     <w:bookmarkEnd w:id="90"/>
-    <w:bookmarkStart w:id="91" w:name="se-a-regra-te-incomoda"/>
+    <w:bookmarkStart w:id="91" w:name="se-a-regra-incomoda-você"/>
     <w:p>
       <w:pPr>
         <w:pStyle w:val="Heading2"/>
       </w:pPr>
       <w:r>
-        <w:t xml:space="preserve">6.9. Se a regra te incomoda</w:t>
+        <w:t xml:space="preserve">6.9. Se a regra incomoda você</w:t>
       </w:r>
     </w:p>
     <w:p>
@@ -10989,7 +10989,7 @@
           <w:b/>
           <w:bCs/>
         </w:rPr>
-        <w:t xml:space="preserve">O prazo de carência de 7 dias te parece longo demais ou curto demais.</w:t>
+        <w:t xml:space="preserve">O prazo de carência de 7 dias parece longo demais ou curto demais para você.</w:t>
       </w:r>
       <w:r>
         <w:t xml:space="preserve"> </w:t>
@@ -12588,7 +12588,7 @@
           <w:b/>
           <w:bCs/>
         </w:rPr>
-        <w:t xml:space="preserve">Uma intervenção de pessoa admin da rede numa biblioteca local deve ser precedida de uma informação à coordenação local concernida, salvo urgência vital.</w:t>
+        <w:t xml:space="preserve">Uma intervenção de pessoa admin da rede numa biblioteca local deve ser precedida de uma informação à coordenação local envolvida, salvo urgência vital.</w:t>
       </w:r>
     </w:p>
     <w:p>
@@ -12892,18 +12892,18 @@
         <w:t xml:space="preserve">A imposição de decisões políticas</w:t>
       </w:r>
       <w:r>
-        <w:t xml:space="preserve">: uma pessoa admin da rede não pode dizer a uma biblioteca como fazer suas cooptações, como gerir seus conflitos internos, ou qual política de acolhimento escolher. O direito transversal é técnico, não político.</w:t>
+        <w:t xml:space="preserve">: uma pessoa admin da rede não pode dizer a uma biblioteca como fazer suas cooptações, como gerenciar seus conflitos internos, ou qual política de acolhimento escolher. O direito transversal é técnico, não político.</w:t>
       </w:r>
     </w:p>
     <w:bookmarkEnd w:id="113"/>
     <w:bookmarkEnd w:id="114"/>
-    <w:bookmarkStart w:id="115" w:name="se-a-regra-te-incomoda-1"/>
+    <w:bookmarkStart w:id="115" w:name="se-a-regra-incomoda-você-1"/>
     <w:p>
       <w:pPr>
         <w:pStyle w:val="Heading2"/>
       </w:pPr>
       <w:r>
-        <w:t xml:space="preserve">7.7. Se a regra te incomoda</w:t>
+        <w:t xml:space="preserve">7.7. Se a regra incomoda você</w:t>
       </w:r>
     </w:p>
     <w:p>
@@ -15308,7 +15308,7 @@
         <w:t xml:space="preserve"> </w:t>
       </w:r>
       <w:r>
-        <w:t xml:space="preserve">Toda mudança de papel aciona um e-mail à pessoa concernida e a toda a coordenação.</w:t>
+        <w:t xml:space="preserve">Toda mudança de papel aciona um e-mail à pessoa em questão e a toda a coordenação.</w:t>
       </w:r>
     </w:p>
     <w:p>
@@ -16199,7 +16199,7 @@
         <w:t xml:space="preserve"> </w:t>
       </w:r>
       <w:r>
-        <w:t xml:space="preserve">- Pessoa concernida (target).</w:t>
+        <w:t xml:space="preserve">- Pessoa em questão (target).</w:t>
       </w:r>
       <w:r>
         <w:t xml:space="preserve"> </w:t>
@@ -16452,7 +16452,7 @@
               <w:pStyle w:val="Compact"/>
             </w:pPr>
             <w:r>
-              <w:t xml:space="preserve">Pessoa concernida</w:t>
+              <w:t xml:space="preserve">Pessoa em questão</w:t>
             </w:r>
           </w:p>
         </w:tc>
@@ -16969,7 +16969,7 @@
               <w:pStyle w:val="Compact"/>
             </w:pPr>
             <w:r>
-              <w:t xml:space="preserve">✅ (a pessoa concernida)</w:t>
+              <w:t xml:space="preserve">✅ (a pessoa em questão)</w:t>
             </w:r>
           </w:p>
         </w:tc>
@@ -17567,7 +17567,7 @@
         <w:t xml:space="preserve"> </w:t>
       </w:r>
       <w:r>
-        <w:t xml:space="preserve">com nível de criticidade, e envia um e-mail às coords ativas da biblio concernida.</w:t>
+        <w:t xml:space="preserve">com nível de criticidade, e envia um e-mail às coords ativas da biblio envolvida.</w:t>
       </w:r>
     </w:p>
     <w:p>
@@ -20479,7 +20479,7 @@
         <w:t xml:space="preserve">“[justificativa completa]”</w:t>
       </w:r>
       <w:r>
-        <w:t xml:space="preserve">. Você pode conversar com ela ou com Maria, que te havia proposto. A cooptação poderá ser repropostada posteriormente. »</w:t>
+        <w:t xml:space="preserve">. Você pode conversar com ela ou com Maria, que havia proposto você. A cooptação poderá ser repropostada posteriormente. »</w:t>
       </w:r>
     </w:p>
     <w:p>
